--- a/docs/english-animated/build/a11-unit09/EnglishAnimated_A11_Unit09.docx
+++ b/docs/english-animated/build/a11-unit09/EnglishAnimated_A11_Unit09.docx
@@ -908,7 +908,7 @@
         <w:pStyle w:val="BlockText"/>
       </w:pPr>
       <w:r>
-        <w:t xml:space="preserve">corner · left · square · opposite · station · behind · right · between · hill · church</w:t>
+        <w:t xml:space="preserve">hill · left · right · station · behind · square · between · church · opposite · corner</w:t>
       </w:r>
     </w:p>
     <w:tbl>
@@ -4826,7 +4826,7 @@
         <w:pStyle w:val="Compact"/>
       </w:pPr>
       <w:r>
-        <w:t xml:space="preserve">______ Monday</w:t>
+        <w:t xml:space="preserve">______ the first of May</w:t>
       </w:r>
     </w:p>
     <w:p>
@@ -4838,7 +4838,7 @@
         <w:pStyle w:val="Compact"/>
       </w:pPr>
       <w:r>
-        <w:t xml:space="preserve">______ the morning</w:t>
+        <w:t xml:space="preserve">______ six o'clock</w:t>
       </w:r>
     </w:p>
     <w:p>
@@ -4850,7 +4850,7 @@
         <w:pStyle w:val="Compact"/>
       </w:pPr>
       <w:r>
-        <w:t xml:space="preserve">______ six o'clock</w:t>
+        <w:t xml:space="preserve">______ Monday</w:t>
       </w:r>
     </w:p>
     <w:p>
@@ -4862,7 +4862,7 @@
         <w:pStyle w:val="Compact"/>
       </w:pPr>
       <w:r>
-        <w:t xml:space="preserve">______ night</w:t>
+        <w:t xml:space="preserve">______ the weekend</w:t>
       </w:r>
     </w:p>
     <w:p>
@@ -4874,7 +4874,7 @@
         <w:pStyle w:val="Compact"/>
       </w:pPr>
       <w:r>
-        <w:t xml:space="preserve">______ the first of May</w:t>
+        <w:t xml:space="preserve">______ the morning</w:t>
       </w:r>
     </w:p>
     <w:p>
@@ -4886,7 +4886,7 @@
         <w:pStyle w:val="Compact"/>
       </w:pPr>
       <w:r>
-        <w:t xml:space="preserve">______ the weekend</w:t>
+        <w:t xml:space="preserve">______ night</w:t>
       </w:r>
     </w:p>
     <w:p>
